--- a/Ministry/Funding/CiC_World_Sponsorship_OnePager_V0_1_DRAFT.docx
+++ b/Ministry/Funding/CiC_World_Sponsorship_OnePager_V0_1_DRAFT.docx
@@ -227,7 +227,7 @@
           <w:i/>
           <w:iCs/>
         </w:rPr>
-        <w:t xml:space="preserve">Draft for Mark’s markup. Sponsorship is a designated gift (tax-deductible via the church-fund mechanism now; directly once the nonprofit’s determination arrives ~Q1 2027).</w:t>
+        <w:t xml:space="preserve">Draft for Mark’s markup. Sponsorship is a contribution to a Public Benefit Corporation and is not tax-deductible.</w:t>
       </w:r>
     </w:p>
     <w:sectPr>

--- a/Ministry/Funding/CiC_World_Sponsorship_OnePager_V0_1_DRAFT.docx
+++ b/Ministry/Funding/CiC_World_Sponsorship_OnePager_V0_1_DRAFT.docx
@@ -99,7 +99,7 @@
         <w:t xml:space="preserve">Brings one world fully to the Table: </w:t>
       </w:r>
       <w:r>
-        <w:t xml:space="preserve">completes its construction, its adversarial testing, its share of independent scholarly review, and a year of free access for every seeker who sits down with it.</w:t>
+        <w:t xml:space="preserve">completes its construction and its adversarial testing, helps fund the independent scholarly review the project is working to establish for every world, and provides a year of free access for every seeker who sits down with it.</w:t>
       </w:r>
     </w:p>
     <w:p>
@@ -215,7 +215,7 @@
         <w:spacing w:after="90"/>
       </w:pPr>
       <w:r>
-        <w:t xml:space="preserve">Sponsorship confers honor, never influence. No gift — of any size — selects what a world says, softens its testimony, or shapes its voice toward any tradition’s preferences, including the sponsor’s. The worlds answer to the historical record and to independent scholars, and every funder receives the same complete picture, including what is unfinished. A church that sponsors a world is trusting the history to speak — that trust is the gift.</w:t>
+        <w:t xml:space="preserve">Sponsorship confers honor, never influence. No gift — of any size — selects what a world says, softens its testimony, or shapes its voice toward any tradition’s preferences, including the sponsor’s. The worlds answer to the historical record, and are built to be checked by independent scholars once that review is funded — every funder receives the same complete picture, including what is unfinished. A church that sponsors a world is trusting the history to speak — that trust is the gift.</w:t>
       </w:r>
     </w:p>
     <w:p>
